--- a/templates/shareholder-declaration.docx
+++ b/templates/shareholder-declaration.docx
@@ -1,6 +1,6 @@
 
 <file path=word/document.xml><?xml version="1.0" encoding="utf-8"?>
-<w:document xmlns:wpc="http://schemas.microsoft.com/office/word/2010/wordprocessingCanvas" xmlns:cx="http://schemas.microsoft.com/office/drawing/2014/chartex" xmlns:cx1="http://schemas.microsoft.com/office/drawing/2015/9/8/chartex" xmlns:cx2="http://schemas.microsoft.com/office/drawing/2015/10/21/chartex" xmlns:cx3="http://schemas.microsoft.com/office/drawing/2016/5/9/chartex" xmlns:cx4="http://schemas.microsoft.com/office/drawing/2016/5/10/chartex" xmlns:cx5="http://schemas.microsoft.com/office/drawing/2016/5/11/chartex" xmlns:cx6="http://schemas.microsoft.com/office/drawing/2016/5/12/chartex" xmlns:cx7="http://schemas.microsoft.com/office/drawing/2016/5/13/chartex" xmlns:cx8="http://schemas.microsoft.com/office/drawing/2016/5/14/chartex" xmlns:mc="http://schemas.openxmlformats.org/markup-compatibility/2006" xmlns:aink="http://schemas.microsoft.com/office/drawing/2016/ink" xmlns:am3d="http://schemas.microsoft.com/office/drawing/2017/model3d" xmlns:o="urn:schemas-microsoft-com:office:office" xmlns:r="http://schemas.openxmlformats.org/officeDocument/2006/relationships" xmlns:m="http://schemas.openxmlformats.org/officeDocument/2006/math" xmlns:v="urn:schemas-microsoft-com:vml" xmlns:wp14="http://schemas.microsoft.com/office/word/2010/wordprocessingDrawing" xmlns:wp="http://schemas.openxmlformats.org/drawingml/2006/wordprocessingDrawing" xmlns:w10="urn:schemas-microsoft-com:office:word" xmlns:w="http://schemas.openxmlformats.org/wordprocessingml/2006/main" xmlns:w14="http://schemas.microsoft.com/office/word/2010/wordml" xmlns:w15="http://schemas.microsoft.com/office/word/2012/wordml" xmlns:w16cex="http://schemas.microsoft.com/office/word/2018/wordml/cex" xmlns:w16cid="http://schemas.microsoft.com/office/word/2016/wordml/cid" xmlns:w16="http://schemas.microsoft.com/office/word/2018/wordml" xmlns:w16sdtdh="http://schemas.microsoft.com/office/word/2020/wordml/sdtdatahash" xmlns:w16se="http://schemas.microsoft.com/office/word/2015/wordml/symex" xmlns:wpg="http://schemas.microsoft.com/office/word/2010/wordprocessingGroup" xmlns:wpi="http://schemas.microsoft.com/office/word/2010/wordprocessingInk" xmlns:wne="http://schemas.microsoft.com/office/word/2006/wordml" xmlns:wps="http://schemas.microsoft.com/office/word/2010/wordprocessingShape" mc:Ignorable="w14 w15 w16se w16cid w16 w16cex w16sdtdh wp14">
+<w:document xmlns:wpc="http://schemas.microsoft.com/office/word/2010/wordprocessingCanvas" xmlns:cx="http://schemas.microsoft.com/office/drawing/2014/chartex" xmlns:cx1="http://schemas.microsoft.com/office/drawing/2015/9/8/chartex" xmlns:cx2="http://schemas.microsoft.com/office/drawing/2015/10/21/chartex" xmlns:cx3="http://schemas.microsoft.com/office/drawing/2016/5/9/chartex" xmlns:cx4="http://schemas.microsoft.com/office/drawing/2016/5/10/chartex" xmlns:cx5="http://schemas.microsoft.com/office/drawing/2016/5/11/chartex" xmlns:cx6="http://schemas.microsoft.com/office/drawing/2016/5/12/chartex" xmlns:cx7="http://schemas.microsoft.com/office/drawing/2016/5/13/chartex" xmlns:cx8="http://schemas.microsoft.com/office/drawing/2016/5/14/chartex" xmlns:mc="http://schemas.openxmlformats.org/markup-compatibility/2006" xmlns:m="http://schemas.openxmlformats.org/officeDocument/2006/math" xmlns:aink="http://schemas.microsoft.com/office/drawing/2016/ink" xmlns:am3d="http://schemas.microsoft.com/office/drawing/2017/model3d" xmlns:oel="http://schemas.microsoft.com/office/2019/extlst" xmlns:r="http://schemas.openxmlformats.org/officeDocument/2006/relationships" xmlns:wp14="http://schemas.microsoft.com/office/word/2010/wordprocessingDrawing" xmlns:wp="http://schemas.openxmlformats.org/drawingml/2006/wordprocessingDrawing" xmlns:wpg="http://schemas.microsoft.com/office/word/2010/wordprocessingGroup" xmlns:wpi="http://schemas.microsoft.com/office/word/2010/wordprocessingInk" xmlns:wps="http://schemas.microsoft.com/office/word/2010/wordprocessingShape" xmlns:o="urn:schemas-microsoft-com:office:office" xmlns:v="urn:schemas-microsoft-com:vml" xmlns:w10="urn:schemas-microsoft-com:office:word" xmlns:w="http://schemas.openxmlformats.org/wordprocessingml/2006/main" xmlns:w14="http://schemas.microsoft.com/office/word/2010/wordml" xmlns:w15="http://schemas.microsoft.com/office/word/2012/wordml" xmlns:w16cex="http://schemas.microsoft.com/office/word/2018/wordml/cex" xmlns:w16cid="http://schemas.microsoft.com/office/word/2016/wordml/cid" xmlns:w16="http://schemas.microsoft.com/office/word/2018/wordml" xmlns:w16sdtdh="http://schemas.microsoft.com/office/word/2020/wordml/sdtdatahash" xmlns:w16sdtfl="http://schemas.microsoft.com/office/word/2024/wordml/sdtformatlock" xmlns:w16se="http://schemas.microsoft.com/office/word/2015/wordml/symex" xmlns:w16du="http://schemas.microsoft.com/office/word/2023/wordml/word16du" xmlns:wne="http://schemas.microsoft.com/office/word/2006/wordml" mc:Ignorable="w14 w15 w16se w16cid w16 w16cex w16sdtdh w16sdtfl w16du wp14">
   <w:body>
     <w:p>
       <w:pPr>
@@ -260,7 +260,6 @@
         <w:tc>
           <w:tcPr>
             <w:tcW w:w="8649" w:type="dxa"/>
-            <w:shd w:val="clear" w:color="auto" w:fill="auto"/>
           </w:tcPr>
           <w:p>
             <w:pPr>
@@ -375,7 +374,6 @@
         <w:tc>
           <w:tcPr>
             <w:tcW w:w="3542" w:type="dxa"/>
-            <w:shd w:val="clear" w:color="auto" w:fill="auto"/>
           </w:tcPr>
           <w:p>
             <w:pPr>
@@ -401,7 +399,6 @@
         <w:tc>
           <w:tcPr>
             <w:tcW w:w="2969" w:type="dxa"/>
-            <w:shd w:val="clear" w:color="auto" w:fill="auto"/>
           </w:tcPr>
           <w:p>
             <w:pPr>
@@ -426,7 +423,6 @@
         <w:tc>
           <w:tcPr>
             <w:tcW w:w="3412" w:type="dxa"/>
-            <w:shd w:val="clear" w:color="auto" w:fill="auto"/>
           </w:tcPr>
           <w:p>
             <w:pPr>
@@ -469,7 +465,6 @@
         <w:tc>
           <w:tcPr>
             <w:tcW w:w="3542" w:type="dxa"/>
-            <w:shd w:val="clear" w:color="auto" w:fill="auto"/>
           </w:tcPr>
           <w:p>
             <w:pPr>
@@ -580,7 +575,6 @@
         <w:tc>
           <w:tcPr>
             <w:tcW w:w="2969" w:type="dxa"/>
-            <w:shd w:val="clear" w:color="auto" w:fill="auto"/>
           </w:tcPr>
           <w:p>
             <w:pPr>
@@ -691,7 +685,6 @@
         <w:tc>
           <w:tcPr>
             <w:tcW w:w="3412" w:type="dxa"/>
-            <w:shd w:val="clear" w:color="auto" w:fill="auto"/>
           </w:tcPr>
           <w:p>
             <w:pPr>
@@ -848,7 +841,6 @@
             <w:tcBorders>
               <w:bottom w:val="single" w:sz="4" w:space="0" w:color="auto"/>
             </w:tcBorders>
-            <w:shd w:val="clear" w:color="auto" w:fill="auto"/>
           </w:tcPr>
           <w:p>
             <w:pPr>
@@ -873,7 +865,6 @@
         <w:tc>
           <w:tcPr>
             <w:tcW w:w="2552" w:type="dxa"/>
-            <w:shd w:val="clear" w:color="auto" w:fill="auto"/>
           </w:tcPr>
           <w:p>
             <w:pPr>
@@ -918,7 +909,6 @@
             <w:tcBorders>
               <w:bottom w:val="single" w:sz="4" w:space="0" w:color="auto"/>
             </w:tcBorders>
-            <w:shd w:val="clear" w:color="auto" w:fill="auto"/>
           </w:tcPr>
           <w:p>
             <w:pPr>
@@ -1029,7 +1019,6 @@
         <w:tc>
           <w:tcPr>
             <w:tcW w:w="2552" w:type="dxa"/>
-            <w:shd w:val="clear" w:color="auto" w:fill="auto"/>
           </w:tcPr>
           <w:p>
             <w:pPr>
@@ -1205,7 +1194,6 @@
         <w:tc>
           <w:tcPr>
             <w:tcW w:w="1559" w:type="dxa"/>
-            <w:shd w:val="clear" w:color="auto" w:fill="auto"/>
           </w:tcPr>
           <w:p>
             <w:pPr>
@@ -1230,7 +1218,6 @@
         <w:tc>
           <w:tcPr>
             <w:tcW w:w="1418" w:type="dxa"/>
-            <w:shd w:val="clear" w:color="auto" w:fill="auto"/>
           </w:tcPr>
           <w:p>
             <w:pPr>
@@ -1255,7 +1242,6 @@
         <w:tc>
           <w:tcPr>
             <w:tcW w:w="1413" w:type="dxa"/>
-            <w:shd w:val="clear" w:color="auto" w:fill="auto"/>
           </w:tcPr>
           <w:p>
             <w:pPr>
@@ -1280,7 +1266,6 @@
         <w:tc>
           <w:tcPr>
             <w:tcW w:w="997" w:type="dxa"/>
-            <w:shd w:val="clear" w:color="auto" w:fill="auto"/>
           </w:tcPr>
           <w:p>
             <w:pPr>
@@ -1305,7 +1290,6 @@
         <w:tc>
           <w:tcPr>
             <w:tcW w:w="1275" w:type="dxa"/>
-            <w:shd w:val="clear" w:color="auto" w:fill="auto"/>
           </w:tcPr>
           <w:p>
             <w:pPr>
@@ -1330,7 +1314,6 @@
         <w:tc>
           <w:tcPr>
             <w:tcW w:w="1276" w:type="dxa"/>
-            <w:shd w:val="clear" w:color="auto" w:fill="auto"/>
           </w:tcPr>
           <w:p>
             <w:pPr>
@@ -1355,7 +1338,6 @@
         <w:tc>
           <w:tcPr>
             <w:tcW w:w="1985" w:type="dxa"/>
-            <w:shd w:val="clear" w:color="auto" w:fill="auto"/>
           </w:tcPr>
           <w:p>
             <w:pPr>
@@ -1386,7 +1368,6 @@
         <w:tc>
           <w:tcPr>
             <w:tcW w:w="1559" w:type="dxa"/>
-            <w:shd w:val="clear" w:color="auto" w:fill="auto"/>
           </w:tcPr>
           <w:p>
             <w:pPr>
@@ -1497,7 +1478,6 @@
         <w:tc>
           <w:tcPr>
             <w:tcW w:w="1418" w:type="dxa"/>
-            <w:shd w:val="clear" w:color="auto" w:fill="auto"/>
           </w:tcPr>
           <w:p>
             <w:pPr>
@@ -1608,7 +1588,6 @@
         <w:tc>
           <w:tcPr>
             <w:tcW w:w="1413" w:type="dxa"/>
-            <w:shd w:val="clear" w:color="auto" w:fill="auto"/>
           </w:tcPr>
           <w:p>
             <w:pPr>
@@ -1719,7 +1698,6 @@
         <w:tc>
           <w:tcPr>
             <w:tcW w:w="997" w:type="dxa"/>
-            <w:shd w:val="clear" w:color="auto" w:fill="auto"/>
           </w:tcPr>
           <w:p>
             <w:pPr>
@@ -1830,7 +1808,6 @@
         <w:tc>
           <w:tcPr>
             <w:tcW w:w="1275" w:type="dxa"/>
-            <w:shd w:val="clear" w:color="auto" w:fill="auto"/>
           </w:tcPr>
           <w:p>
             <w:pPr>
@@ -1941,7 +1918,6 @@
         <w:tc>
           <w:tcPr>
             <w:tcW w:w="1276" w:type="dxa"/>
-            <w:shd w:val="clear" w:color="auto" w:fill="auto"/>
           </w:tcPr>
           <w:p>
             <w:pPr>
@@ -2052,7 +2028,6 @@
         <w:tc>
           <w:tcPr>
             <w:tcW w:w="1985" w:type="dxa"/>
-            <w:shd w:val="clear" w:color="auto" w:fill="auto"/>
           </w:tcPr>
           <w:p>
             <w:pPr>
@@ -2273,43 +2248,7 @@
           <w:sz w:val="20"/>
           <w:rtl/>
         </w:rPr>
-        <w:t xml:space="preserve"> לייסד חברה ולהחזיק מניות בה ואיני מוגבל על פי דין, ובכלל זה לפי פקודת פשיטת הרגל [נוסח חדש] </w:t>
-      </w:r>
-      <w:proofErr w:type="spellStart"/>
-      <w:r>
-        <w:rPr>
-          <w:rFonts w:ascii="Times New Roman" w:eastAsia="Times New Roman" w:hAnsi="Times New Roman" w:cs="David" w:hint="cs"/>
-          <w:sz w:val="20"/>
-          <w:rtl/>
-        </w:rPr>
-        <w:t>התש"ם</w:t>
-      </w:r>
-      <w:proofErr w:type="spellEnd"/>
-      <w:r>
-        <w:rPr>
-          <w:rFonts w:ascii="Times New Roman" w:eastAsia="Times New Roman" w:hAnsi="Times New Roman" w:cs="David" w:hint="cs"/>
-          <w:sz w:val="20"/>
-          <w:rtl/>
-        </w:rPr>
-        <w:t xml:space="preserve">- 1980, לפי חוק ההוצאה לפועל, </w:t>
-      </w:r>
-      <w:proofErr w:type="spellStart"/>
-      <w:r>
-        <w:rPr>
-          <w:rFonts w:ascii="Times New Roman" w:eastAsia="Times New Roman" w:hAnsi="Times New Roman" w:cs="David" w:hint="cs"/>
-          <w:sz w:val="20"/>
-          <w:rtl/>
-        </w:rPr>
-        <w:t>התשכ"ז</w:t>
-      </w:r>
-      <w:proofErr w:type="spellEnd"/>
-      <w:r>
-        <w:rPr>
-          <w:rFonts w:ascii="Times New Roman" w:eastAsia="Times New Roman" w:hAnsi="Times New Roman" w:cs="David" w:hint="cs"/>
-          <w:sz w:val="20"/>
-          <w:rtl/>
-        </w:rPr>
-        <w:t>- 1967, לפי חוק חדלות פירעון ושיקום כלכלי, התש"ח- 2018, ולפי סעיף 7 לחוק;</w:t>
+        <w:t xml:space="preserve"> לייסד חברה ולהחזיק מניות בה ואיני מוגבל על פי דין, ובכלל זה לפי פקודת פשיטת הרגל [נוסח חדש] התש"ם- 1980, לפי חוק ההוצאה לפועל, התשכ"ז- 1967, לפי חוק חדלות פירעון ושיקום כלכלי, התש"ח- 2018, ולפי סעיף 7 לחוק;</w:t>
       </w:r>
       <w:r>
         <w:rPr>
@@ -2417,7 +2356,6 @@
         <w:tc>
           <w:tcPr>
             <w:tcW w:w="3433" w:type="dxa"/>
-            <w:shd w:val="clear" w:color="auto" w:fill="auto"/>
           </w:tcPr>
           <w:p>
             <w:pPr>
@@ -2442,7 +2380,6 @@
         <w:tc>
           <w:tcPr>
             <w:tcW w:w="3020" w:type="dxa"/>
-            <w:shd w:val="clear" w:color="auto" w:fill="auto"/>
           </w:tcPr>
           <w:p>
             <w:pPr>
@@ -2467,7 +2404,6 @@
         <w:tc>
           <w:tcPr>
             <w:tcW w:w="3296" w:type="dxa"/>
-            <w:shd w:val="clear" w:color="auto" w:fill="auto"/>
           </w:tcPr>
           <w:p>
             <w:pPr>
@@ -2499,7 +2435,6 @@
         <w:tc>
           <w:tcPr>
             <w:tcW w:w="3433" w:type="dxa"/>
-            <w:shd w:val="clear" w:color="auto" w:fill="auto"/>
           </w:tcPr>
           <w:p>
             <w:pPr>
@@ -2610,7 +2545,6 @@
         <w:tc>
           <w:tcPr>
             <w:tcW w:w="3020" w:type="dxa"/>
-            <w:shd w:val="clear" w:color="auto" w:fill="auto"/>
           </w:tcPr>
           <w:p>
             <w:pPr>
@@ -2721,7 +2655,6 @@
         <w:tc>
           <w:tcPr>
             <w:tcW w:w="3296" w:type="dxa"/>
-            <w:shd w:val="clear" w:color="auto" w:fill="auto"/>
           </w:tcPr>
           <w:p>
             <w:pPr>
@@ -3152,23 +3085,7 @@
           <w:rFonts w:ascii="Times New Roman" w:eastAsia="Times New Roman" w:hAnsi="Times New Roman" w:cs="David"/>
           <w:rtl/>
         </w:rPr>
-        <w:t xml:space="preserve">כאמור בתקנה 16 לתקנות החברות (דיווח, פרטי רישום וטפסים), </w:t>
-      </w:r>
-      <w:proofErr w:type="spellStart"/>
-      <w:r>
-        <w:rPr>
-          <w:rFonts w:ascii="Times New Roman" w:eastAsia="Times New Roman" w:hAnsi="Times New Roman" w:cs="David"/>
-          <w:rtl/>
-        </w:rPr>
-        <w:t>התש"ס</w:t>
-      </w:r>
-      <w:proofErr w:type="spellEnd"/>
-      <w:r>
-        <w:rPr>
-          <w:rFonts w:ascii="Times New Roman" w:eastAsia="Times New Roman" w:hAnsi="Times New Roman" w:cs="David"/>
-          <w:rtl/>
-        </w:rPr>
-        <w:t xml:space="preserve"> </w:t>
+        <w:t xml:space="preserve">כאמור בתקנה 16 לתקנות החברות (דיווח, פרטי רישום וטפסים), התש"ס </w:t>
       </w:r>
       <w:r>
         <w:rPr>
@@ -3203,7 +3120,6 @@
         <w:tc>
           <w:tcPr>
             <w:tcW w:w="0" w:type="auto"/>
-            <w:shd w:val="clear" w:color="auto" w:fill="auto"/>
           </w:tcPr>
           <w:p>
             <w:pPr>
@@ -3229,7 +3145,6 @@
             <w:tcBorders>
               <w:bottom w:val="single" w:sz="4" w:space="0" w:color="auto"/>
             </w:tcBorders>
-            <w:shd w:val="clear" w:color="auto" w:fill="auto"/>
           </w:tcPr>
           <w:p>
             <w:pPr>
@@ -3377,7 +3292,6 @@
         <w:tc>
           <w:tcPr>
             <w:tcW w:w="0" w:type="auto"/>
-            <w:shd w:val="clear" w:color="auto" w:fill="auto"/>
           </w:tcPr>
           <w:p>
             <w:pPr>
@@ -3404,7 +3318,6 @@
             <w:tcBorders>
               <w:bottom w:val="single" w:sz="4" w:space="0" w:color="auto"/>
             </w:tcBorders>
-            <w:shd w:val="clear" w:color="auto" w:fill="auto"/>
           </w:tcPr>
           <w:p>
             <w:pPr>
@@ -3544,7 +3457,6 @@
         <w:tc>
           <w:tcPr>
             <w:tcW w:w="6120" w:type="dxa"/>
-            <w:shd w:val="clear" w:color="auto" w:fill="auto"/>
           </w:tcPr>
           <w:p>
             <w:pPr>
@@ -3609,7 +3521,6 @@
             <w:tcBorders>
               <w:bottom w:val="single" w:sz="4" w:space="0" w:color="auto"/>
             </w:tcBorders>
-            <w:shd w:val="clear" w:color="auto" w:fill="auto"/>
           </w:tcPr>
           <w:p>
             <w:pPr>
@@ -3780,7 +3691,6 @@
           <w:tcPr>
             <w:tcW w:w="3534" w:type="dxa"/>
             <w:gridSpan w:val="2"/>
-            <w:shd w:val="clear" w:color="auto" w:fill="auto"/>
           </w:tcPr>
           <w:p>
             <w:pPr>
@@ -3814,7 +3724,6 @@
         <w:tc>
           <w:tcPr>
             <w:tcW w:w="1276" w:type="dxa"/>
-            <w:shd w:val="clear" w:color="auto" w:fill="auto"/>
           </w:tcPr>
           <w:p>
             <w:pPr>
@@ -3848,7 +3757,6 @@
         <w:tc>
           <w:tcPr>
             <w:tcW w:w="3198" w:type="dxa"/>
-            <w:shd w:val="clear" w:color="auto" w:fill="auto"/>
           </w:tcPr>
           <w:p>
             <w:pPr>
@@ -3881,7 +3789,6 @@
         <w:tc>
           <w:tcPr>
             <w:tcW w:w="1610" w:type="dxa"/>
-            <w:shd w:val="clear" w:color="auto" w:fill="auto"/>
           </w:tcPr>
           <w:p>
             <w:pPr>
@@ -3924,7 +3831,6 @@
         <w:tc>
           <w:tcPr>
             <w:tcW w:w="3108" w:type="dxa"/>
-            <w:shd w:val="clear" w:color="auto" w:fill="auto"/>
           </w:tcPr>
           <w:p>
             <w:pPr>
@@ -4055,7 +3961,6 @@
         <w:tc>
           <w:tcPr>
             <w:tcW w:w="1276" w:type="dxa"/>
-            <w:shd w:val="clear" w:color="auto" w:fill="auto"/>
           </w:tcPr>
           <w:p>
             <w:pPr>
@@ -4186,7 +4091,6 @@
         <w:tc>
           <w:tcPr>
             <w:tcW w:w="3198" w:type="dxa"/>
-            <w:shd w:val="clear" w:color="auto" w:fill="auto"/>
           </w:tcPr>
           <w:p>
             <w:pPr>
@@ -4317,7 +4221,6 @@
         <w:tc>
           <w:tcPr>
             <w:tcW w:w="1610" w:type="dxa"/>
-            <w:shd w:val="clear" w:color="auto" w:fill="auto"/>
           </w:tcPr>
           <w:p>
             <w:pPr>
@@ -4654,7 +4557,7 @@
 </file>
 
 <file path=word/endnotes.xml><?xml version="1.0" encoding="utf-8"?>
-<w:endnotes xmlns:wpc="http://schemas.microsoft.com/office/word/2010/wordprocessingCanvas" xmlns:cx="http://schemas.microsoft.com/office/drawing/2014/chartex" xmlns:cx1="http://schemas.microsoft.com/office/drawing/2015/9/8/chartex" xmlns:cx2="http://schemas.microsoft.com/office/drawing/2015/10/21/chartex" xmlns:cx3="http://schemas.microsoft.com/office/drawing/2016/5/9/chartex" xmlns:cx4="http://schemas.microsoft.com/office/drawing/2016/5/10/chartex" xmlns:cx5="http://schemas.microsoft.com/office/drawing/2016/5/11/chartex" xmlns:cx6="http://schemas.microsoft.com/office/drawing/2016/5/12/chartex" xmlns:cx7="http://schemas.microsoft.com/office/drawing/2016/5/13/chartex" xmlns:cx8="http://schemas.microsoft.com/office/drawing/2016/5/14/chartex" xmlns:mc="http://schemas.openxmlformats.org/markup-compatibility/2006" xmlns:aink="http://schemas.microsoft.com/office/drawing/2016/ink" xmlns:am3d="http://schemas.microsoft.com/office/drawing/2017/model3d" xmlns:o="urn:schemas-microsoft-com:office:office" xmlns:r="http://schemas.openxmlformats.org/officeDocument/2006/relationships" xmlns:m="http://schemas.openxmlformats.org/officeDocument/2006/math" xmlns:v="urn:schemas-microsoft-com:vml" xmlns:wp14="http://schemas.microsoft.com/office/word/2010/wordprocessingDrawing" xmlns:wp="http://schemas.openxmlformats.org/drawingml/2006/wordprocessingDrawing" xmlns:w10="urn:schemas-microsoft-com:office:word" xmlns:w="http://schemas.openxmlformats.org/wordprocessingml/2006/main" xmlns:w14="http://schemas.microsoft.com/office/word/2010/wordml" xmlns:w15="http://schemas.microsoft.com/office/word/2012/wordml" xmlns:w16cex="http://schemas.microsoft.com/office/word/2018/wordml/cex" xmlns:w16cid="http://schemas.microsoft.com/office/word/2016/wordml/cid" xmlns:w16="http://schemas.microsoft.com/office/word/2018/wordml" xmlns:w16sdtdh="http://schemas.microsoft.com/office/word/2020/wordml/sdtdatahash" xmlns:w16se="http://schemas.microsoft.com/office/word/2015/wordml/symex" xmlns:wpg="http://schemas.microsoft.com/office/word/2010/wordprocessingGroup" xmlns:wpi="http://schemas.microsoft.com/office/word/2010/wordprocessingInk" xmlns:wne="http://schemas.microsoft.com/office/word/2006/wordml" xmlns:wps="http://schemas.microsoft.com/office/word/2010/wordprocessingShape" mc:Ignorable="w14 w15 w16se w16cid w16 w16cex w16sdtdh wp14">
+<w:endnotes xmlns:wpc="http://schemas.microsoft.com/office/word/2010/wordprocessingCanvas" xmlns:cx="http://schemas.microsoft.com/office/drawing/2014/chartex" xmlns:cx1="http://schemas.microsoft.com/office/drawing/2015/9/8/chartex" xmlns:cx2="http://schemas.microsoft.com/office/drawing/2015/10/21/chartex" xmlns:cx3="http://schemas.microsoft.com/office/drawing/2016/5/9/chartex" xmlns:cx4="http://schemas.microsoft.com/office/drawing/2016/5/10/chartex" xmlns:cx5="http://schemas.microsoft.com/office/drawing/2016/5/11/chartex" xmlns:cx6="http://schemas.microsoft.com/office/drawing/2016/5/12/chartex" xmlns:cx7="http://schemas.microsoft.com/office/drawing/2016/5/13/chartex" xmlns:cx8="http://schemas.microsoft.com/office/drawing/2016/5/14/chartex" xmlns:mc="http://schemas.openxmlformats.org/markup-compatibility/2006" xmlns:m="http://schemas.openxmlformats.org/officeDocument/2006/math" xmlns:aink="http://schemas.microsoft.com/office/drawing/2016/ink" xmlns:am3d="http://schemas.microsoft.com/office/drawing/2017/model3d" xmlns:oel="http://schemas.microsoft.com/office/2019/extlst" xmlns:r="http://schemas.openxmlformats.org/officeDocument/2006/relationships" xmlns:wp14="http://schemas.microsoft.com/office/word/2010/wordprocessingDrawing" xmlns:wp="http://schemas.openxmlformats.org/drawingml/2006/wordprocessingDrawing" xmlns:wpg="http://schemas.microsoft.com/office/word/2010/wordprocessingGroup" xmlns:wpi="http://schemas.microsoft.com/office/word/2010/wordprocessingInk" xmlns:wps="http://schemas.microsoft.com/office/word/2010/wordprocessingShape" xmlns:o="urn:schemas-microsoft-com:office:office" xmlns:v="urn:schemas-microsoft-com:vml" xmlns:w10="urn:schemas-microsoft-com:office:word" xmlns:w="http://schemas.openxmlformats.org/wordprocessingml/2006/main" xmlns:w14="http://schemas.microsoft.com/office/word/2010/wordml" xmlns:w15="http://schemas.microsoft.com/office/word/2012/wordml" xmlns:w16cex="http://schemas.microsoft.com/office/word/2018/wordml/cex" xmlns:w16cid="http://schemas.microsoft.com/office/word/2016/wordml/cid" xmlns:w16="http://schemas.microsoft.com/office/word/2018/wordml" xmlns:w16sdtdh="http://schemas.microsoft.com/office/word/2020/wordml/sdtdatahash" xmlns:w16sdtfl="http://schemas.microsoft.com/office/word/2024/wordml/sdtformatlock" xmlns:w16se="http://schemas.microsoft.com/office/word/2015/wordml/symex" xmlns:w16du="http://schemas.microsoft.com/office/word/2023/wordml/word16du" xmlns:wne="http://schemas.microsoft.com/office/word/2006/wordml" mc:Ignorable="w14 w15 w16se w16cid w16 w16cex w16sdtdh w16sdtfl w16du wp14">
   <w:endnote w:type="separator" w:id="-1">
     <w:p>
       <w:pPr>
@@ -4679,7 +4582,7 @@
 </file>
 
 <file path=word/footer1.xml><?xml version="1.0" encoding="utf-8"?>
-<w:ftr xmlns:wpc="http://schemas.microsoft.com/office/word/2010/wordprocessingCanvas" xmlns:cx="http://schemas.microsoft.com/office/drawing/2014/chartex" xmlns:cx1="http://schemas.microsoft.com/office/drawing/2015/9/8/chartex" xmlns:cx2="http://schemas.microsoft.com/office/drawing/2015/10/21/chartex" xmlns:cx3="http://schemas.microsoft.com/office/drawing/2016/5/9/chartex" xmlns:cx4="http://schemas.microsoft.com/office/drawing/2016/5/10/chartex" xmlns:cx5="http://schemas.microsoft.com/office/drawing/2016/5/11/chartex" xmlns:cx6="http://schemas.microsoft.com/office/drawing/2016/5/12/chartex" xmlns:cx7="http://schemas.microsoft.com/office/drawing/2016/5/13/chartex" xmlns:cx8="http://schemas.microsoft.com/office/drawing/2016/5/14/chartex" xmlns:mc="http://schemas.openxmlformats.org/markup-compatibility/2006" xmlns:aink="http://schemas.microsoft.com/office/drawing/2016/ink" xmlns:am3d="http://schemas.microsoft.com/office/drawing/2017/model3d" xmlns:o="urn:schemas-microsoft-com:office:office" xmlns:r="http://schemas.openxmlformats.org/officeDocument/2006/relationships" xmlns:m="http://schemas.openxmlformats.org/officeDocument/2006/math" xmlns:v="urn:schemas-microsoft-com:vml" xmlns:wp14="http://schemas.microsoft.com/office/word/2010/wordprocessingDrawing" xmlns:wp="http://schemas.openxmlformats.org/drawingml/2006/wordprocessingDrawing" xmlns:w10="urn:schemas-microsoft-com:office:word" xmlns:w="http://schemas.openxmlformats.org/wordprocessingml/2006/main" xmlns:w14="http://schemas.microsoft.com/office/word/2010/wordml" xmlns:w15="http://schemas.microsoft.com/office/word/2012/wordml" xmlns:w16cex="http://schemas.microsoft.com/office/word/2018/wordml/cex" xmlns:w16cid="http://schemas.microsoft.com/office/word/2016/wordml/cid" xmlns:w16="http://schemas.microsoft.com/office/word/2018/wordml" xmlns:w16sdtdh="http://schemas.microsoft.com/office/word/2020/wordml/sdtdatahash" xmlns:w16se="http://schemas.microsoft.com/office/word/2015/wordml/symex" xmlns:wpg="http://schemas.microsoft.com/office/word/2010/wordprocessingGroup" xmlns:wpi="http://schemas.microsoft.com/office/word/2010/wordprocessingInk" xmlns:wne="http://schemas.microsoft.com/office/word/2006/wordml" xmlns:wps="http://schemas.microsoft.com/office/word/2010/wordprocessingShape" mc:Ignorable="w14 w15 w16se w16cid w16 w16cex w16sdtdh wp14">
+<w:ftr xmlns:wpc="http://schemas.microsoft.com/office/word/2010/wordprocessingCanvas" xmlns:cx="http://schemas.microsoft.com/office/drawing/2014/chartex" xmlns:cx1="http://schemas.microsoft.com/office/drawing/2015/9/8/chartex" xmlns:cx2="http://schemas.microsoft.com/office/drawing/2015/10/21/chartex" xmlns:cx3="http://schemas.microsoft.com/office/drawing/2016/5/9/chartex" xmlns:cx4="http://schemas.microsoft.com/office/drawing/2016/5/10/chartex" xmlns:cx5="http://schemas.microsoft.com/office/drawing/2016/5/11/chartex" xmlns:cx6="http://schemas.microsoft.com/office/drawing/2016/5/12/chartex" xmlns:cx7="http://schemas.microsoft.com/office/drawing/2016/5/13/chartex" xmlns:cx8="http://schemas.microsoft.com/office/drawing/2016/5/14/chartex" xmlns:mc="http://schemas.openxmlformats.org/markup-compatibility/2006" xmlns:m="http://schemas.openxmlformats.org/officeDocument/2006/math" xmlns:aink="http://schemas.microsoft.com/office/drawing/2016/ink" xmlns:am3d="http://schemas.microsoft.com/office/drawing/2017/model3d" xmlns:oel="http://schemas.microsoft.com/office/2019/extlst" xmlns:r="http://schemas.openxmlformats.org/officeDocument/2006/relationships" xmlns:wp14="http://schemas.microsoft.com/office/word/2010/wordprocessingDrawing" xmlns:wp="http://schemas.openxmlformats.org/drawingml/2006/wordprocessingDrawing" xmlns:wpg="http://schemas.microsoft.com/office/word/2010/wordprocessingGroup" xmlns:wpi="http://schemas.microsoft.com/office/word/2010/wordprocessingInk" xmlns:wps="http://schemas.microsoft.com/office/word/2010/wordprocessingShape" xmlns:o="urn:schemas-microsoft-com:office:office" xmlns:v="urn:schemas-microsoft-com:vml" xmlns:w10="urn:schemas-microsoft-com:office:word" xmlns:w="http://schemas.openxmlformats.org/wordprocessingml/2006/main" xmlns:w14="http://schemas.microsoft.com/office/word/2010/wordml" xmlns:w15="http://schemas.microsoft.com/office/word/2012/wordml" xmlns:w16cex="http://schemas.microsoft.com/office/word/2018/wordml/cex" xmlns:w16cid="http://schemas.microsoft.com/office/word/2016/wordml/cid" xmlns:w16="http://schemas.microsoft.com/office/word/2018/wordml" xmlns:w16sdtdh="http://schemas.microsoft.com/office/word/2020/wordml/sdtdatahash" xmlns:w16sdtfl="http://schemas.microsoft.com/office/word/2024/wordml/sdtformatlock" xmlns:w16se="http://schemas.microsoft.com/office/word/2015/wordml/symex" xmlns:w16du="http://schemas.microsoft.com/office/word/2023/wordml/word16du" xmlns:wne="http://schemas.microsoft.com/office/word/2006/wordml" mc:Ignorable="w14 w15 w16se w16cid w16 w16cex w16sdtdh w16sdtfl w16du wp14">
   <w:p>
     <w:pPr>
       <w:spacing w:line="360" w:lineRule="auto"/>
@@ -4740,7 +4643,7 @@
 </file>
 
 <file path=word/footnotes.xml><?xml version="1.0" encoding="utf-8"?>
-<w:footnotes xmlns:wpc="http://schemas.microsoft.com/office/word/2010/wordprocessingCanvas" xmlns:cx="http://schemas.microsoft.com/office/drawing/2014/chartex" xmlns:cx1="http://schemas.microsoft.com/office/drawing/2015/9/8/chartex" xmlns:cx2="http://schemas.microsoft.com/office/drawing/2015/10/21/chartex" xmlns:cx3="http://schemas.microsoft.com/office/drawing/2016/5/9/chartex" xmlns:cx4="http://schemas.microsoft.com/office/drawing/2016/5/10/chartex" xmlns:cx5="http://schemas.microsoft.com/office/drawing/2016/5/11/chartex" xmlns:cx6="http://schemas.microsoft.com/office/drawing/2016/5/12/chartex" xmlns:cx7="http://schemas.microsoft.com/office/drawing/2016/5/13/chartex" xmlns:cx8="http://schemas.microsoft.com/office/drawing/2016/5/14/chartex" xmlns:mc="http://schemas.openxmlformats.org/markup-compatibility/2006" xmlns:aink="http://schemas.microsoft.com/office/drawing/2016/ink" xmlns:am3d="http://schemas.microsoft.com/office/drawing/2017/model3d" xmlns:o="urn:schemas-microsoft-com:office:office" xmlns:r="http://schemas.openxmlformats.org/officeDocument/2006/relationships" xmlns:m="http://schemas.openxmlformats.org/officeDocument/2006/math" xmlns:v="urn:schemas-microsoft-com:vml" xmlns:wp14="http://schemas.microsoft.com/office/word/2010/wordprocessingDrawing" xmlns:wp="http://schemas.openxmlformats.org/drawingml/2006/wordprocessingDrawing" xmlns:w10="urn:schemas-microsoft-com:office:word" xmlns:w="http://schemas.openxmlformats.org/wordprocessingml/2006/main" xmlns:w14="http://schemas.microsoft.com/office/word/2010/wordml" xmlns:w15="http://schemas.microsoft.com/office/word/2012/wordml" xmlns:w16cex="http://schemas.microsoft.com/office/word/2018/wordml/cex" xmlns:w16cid="http://schemas.microsoft.com/office/word/2016/wordml/cid" xmlns:w16="http://schemas.microsoft.com/office/word/2018/wordml" xmlns:w16sdtdh="http://schemas.microsoft.com/office/word/2020/wordml/sdtdatahash" xmlns:w16se="http://schemas.microsoft.com/office/word/2015/wordml/symex" xmlns:wpg="http://schemas.microsoft.com/office/word/2010/wordprocessingGroup" xmlns:wpi="http://schemas.microsoft.com/office/word/2010/wordprocessingInk" xmlns:wne="http://schemas.microsoft.com/office/word/2006/wordml" xmlns:wps="http://schemas.microsoft.com/office/word/2010/wordprocessingShape" mc:Ignorable="w14 w15 w16se w16cid w16 w16cex w16sdtdh wp14">
+<w:footnotes xmlns:wpc="http://schemas.microsoft.com/office/word/2010/wordprocessingCanvas" xmlns:cx="http://schemas.microsoft.com/office/drawing/2014/chartex" xmlns:cx1="http://schemas.microsoft.com/office/drawing/2015/9/8/chartex" xmlns:cx2="http://schemas.microsoft.com/office/drawing/2015/10/21/chartex" xmlns:cx3="http://schemas.microsoft.com/office/drawing/2016/5/9/chartex" xmlns:cx4="http://schemas.microsoft.com/office/drawing/2016/5/10/chartex" xmlns:cx5="http://schemas.microsoft.com/office/drawing/2016/5/11/chartex" xmlns:cx6="http://schemas.microsoft.com/office/drawing/2016/5/12/chartex" xmlns:cx7="http://schemas.microsoft.com/office/drawing/2016/5/13/chartex" xmlns:cx8="http://schemas.microsoft.com/office/drawing/2016/5/14/chartex" xmlns:mc="http://schemas.openxmlformats.org/markup-compatibility/2006" xmlns:m="http://schemas.openxmlformats.org/officeDocument/2006/math" xmlns:aink="http://schemas.microsoft.com/office/drawing/2016/ink" xmlns:am3d="http://schemas.microsoft.com/office/drawing/2017/model3d" xmlns:oel="http://schemas.microsoft.com/office/2019/extlst" xmlns:r="http://schemas.openxmlformats.org/officeDocument/2006/relationships" xmlns:wp14="http://schemas.microsoft.com/office/word/2010/wordprocessingDrawing" xmlns:wp="http://schemas.openxmlformats.org/drawingml/2006/wordprocessingDrawing" xmlns:wpg="http://schemas.microsoft.com/office/word/2010/wordprocessingGroup" xmlns:wpi="http://schemas.microsoft.com/office/word/2010/wordprocessingInk" xmlns:wps="http://schemas.microsoft.com/office/word/2010/wordprocessingShape" xmlns:o="urn:schemas-microsoft-com:office:office" xmlns:v="urn:schemas-microsoft-com:vml" xmlns:w10="urn:schemas-microsoft-com:office:word" xmlns:w="http://schemas.openxmlformats.org/wordprocessingml/2006/main" xmlns:w14="http://schemas.microsoft.com/office/word/2010/wordml" xmlns:w15="http://schemas.microsoft.com/office/word/2012/wordml" xmlns:w16cex="http://schemas.microsoft.com/office/word/2018/wordml/cex" xmlns:w16cid="http://schemas.microsoft.com/office/word/2016/wordml/cid" xmlns:w16="http://schemas.microsoft.com/office/word/2018/wordml" xmlns:w16sdtdh="http://schemas.microsoft.com/office/word/2020/wordml/sdtdatahash" xmlns:w16sdtfl="http://schemas.microsoft.com/office/word/2024/wordml/sdtformatlock" xmlns:w16se="http://schemas.microsoft.com/office/word/2015/wordml/symex" xmlns:w16du="http://schemas.microsoft.com/office/word/2023/wordml/word16du" xmlns:wne="http://schemas.microsoft.com/office/word/2006/wordml" mc:Ignorable="w14 w15 w16se w16cid w16 w16cex w16sdtdh w16sdtfl w16du wp14">
   <w:footnote w:type="separator" w:id="-1">
     <w:p>
       <w:pPr>
@@ -5070,7 +4973,14 @@
           <w:rFonts w:cs="David"/>
           <w:rtl/>
         </w:rPr>
-        <w:t xml:space="preserve"> היה הדירקטור תאגיד, יחתום מי שמוסמך לכך מטעם התאגיד בציון שמו של החותם ומספר תעודת הזהות שלו.</w:t>
+        <w:t xml:space="preserve"> </w:t>
+      </w:r>
+      <w:r>
+        <w:rPr>
+          <w:rFonts w:cs="David"/>
+          <w:rtl/>
+        </w:rPr>
+        <w:t>היה הדירקטור תאגיד, יחתום מי שמוסמך לכך מטעם התאגיד בציון שמו של החותם ומספר תעודת הזהות שלו.</w:t>
       </w:r>
     </w:p>
   </w:footnote>
@@ -5078,7 +4988,7 @@
 </file>
 
 <file path=word/header1.xml><?xml version="1.0" encoding="utf-8"?>
-<w:hdr xmlns:wpc="http://schemas.microsoft.com/office/word/2010/wordprocessingCanvas" xmlns:cx="http://schemas.microsoft.com/office/drawing/2014/chartex" xmlns:cx1="http://schemas.microsoft.com/office/drawing/2015/9/8/chartex" xmlns:cx2="http://schemas.microsoft.com/office/drawing/2015/10/21/chartex" xmlns:cx3="http://schemas.microsoft.com/office/drawing/2016/5/9/chartex" xmlns:cx4="http://schemas.microsoft.com/office/drawing/2016/5/10/chartex" xmlns:cx5="http://schemas.microsoft.com/office/drawing/2016/5/11/chartex" xmlns:cx6="http://schemas.microsoft.com/office/drawing/2016/5/12/chartex" xmlns:cx7="http://schemas.microsoft.com/office/drawing/2016/5/13/chartex" xmlns:cx8="http://schemas.microsoft.com/office/drawing/2016/5/14/chartex" xmlns:mc="http://schemas.openxmlformats.org/markup-compatibility/2006" xmlns:aink="http://schemas.microsoft.com/office/drawing/2016/ink" xmlns:am3d="http://schemas.microsoft.com/office/drawing/2017/model3d" xmlns:o="urn:schemas-microsoft-com:office:office" xmlns:r="http://schemas.openxmlformats.org/officeDocument/2006/relationships" xmlns:m="http://schemas.openxmlformats.org/officeDocument/2006/math" xmlns:v="urn:schemas-microsoft-com:vml" xmlns:wp14="http://schemas.microsoft.com/office/word/2010/wordprocessingDrawing" xmlns:wp="http://schemas.openxmlformats.org/drawingml/2006/wordprocessingDrawing" xmlns:w10="urn:schemas-microsoft-com:office:word" xmlns:w="http://schemas.openxmlformats.org/wordprocessingml/2006/main" xmlns:w14="http://schemas.microsoft.com/office/word/2010/wordml" xmlns:w15="http://schemas.microsoft.com/office/word/2012/wordml" xmlns:w16cex="http://schemas.microsoft.com/office/word/2018/wordml/cex" xmlns:w16cid="http://schemas.microsoft.com/office/word/2016/wordml/cid" xmlns:w16="http://schemas.microsoft.com/office/word/2018/wordml" xmlns:w16sdtdh="http://schemas.microsoft.com/office/word/2020/wordml/sdtdatahash" xmlns:w16se="http://schemas.microsoft.com/office/word/2015/wordml/symex" xmlns:wpg="http://schemas.microsoft.com/office/word/2010/wordprocessingGroup" xmlns:wpi="http://schemas.microsoft.com/office/word/2010/wordprocessingInk" xmlns:wne="http://schemas.microsoft.com/office/word/2006/wordml" xmlns:wps="http://schemas.microsoft.com/office/word/2010/wordprocessingShape" mc:Ignorable="w14 w15 w16se w16cid w16 w16cex w16sdtdh wp14">
+<w:hdr xmlns:wpc="http://schemas.microsoft.com/office/word/2010/wordprocessingCanvas" xmlns:cx="http://schemas.microsoft.com/office/drawing/2014/chartex" xmlns:cx1="http://schemas.microsoft.com/office/drawing/2015/9/8/chartex" xmlns:cx2="http://schemas.microsoft.com/office/drawing/2015/10/21/chartex" xmlns:cx3="http://schemas.microsoft.com/office/drawing/2016/5/9/chartex" xmlns:cx4="http://schemas.microsoft.com/office/drawing/2016/5/10/chartex" xmlns:cx5="http://schemas.microsoft.com/office/drawing/2016/5/11/chartex" xmlns:cx6="http://schemas.microsoft.com/office/drawing/2016/5/12/chartex" xmlns:cx7="http://schemas.microsoft.com/office/drawing/2016/5/13/chartex" xmlns:cx8="http://schemas.microsoft.com/office/drawing/2016/5/14/chartex" xmlns:mc="http://schemas.openxmlformats.org/markup-compatibility/2006" xmlns:m="http://schemas.openxmlformats.org/officeDocument/2006/math" xmlns:aink="http://schemas.microsoft.com/office/drawing/2016/ink" xmlns:am3d="http://schemas.microsoft.com/office/drawing/2017/model3d" xmlns:oel="http://schemas.microsoft.com/office/2019/extlst" xmlns:r="http://schemas.openxmlformats.org/officeDocument/2006/relationships" xmlns:wp14="http://schemas.microsoft.com/office/word/2010/wordprocessingDrawing" xmlns:wp="http://schemas.openxmlformats.org/drawingml/2006/wordprocessingDrawing" xmlns:wpg="http://schemas.microsoft.com/office/word/2010/wordprocessingGroup" xmlns:wpi="http://schemas.microsoft.com/office/word/2010/wordprocessingInk" xmlns:wps="http://schemas.microsoft.com/office/word/2010/wordprocessingShape" xmlns:o="urn:schemas-microsoft-com:office:office" xmlns:v="urn:schemas-microsoft-com:vml" xmlns:w10="urn:schemas-microsoft-com:office:word" xmlns:w="http://schemas.openxmlformats.org/wordprocessingml/2006/main" xmlns:w14="http://schemas.microsoft.com/office/word/2010/wordml" xmlns:w15="http://schemas.microsoft.com/office/word/2012/wordml" xmlns:w16cex="http://schemas.microsoft.com/office/word/2018/wordml/cex" xmlns:w16cid="http://schemas.microsoft.com/office/word/2016/wordml/cid" xmlns:w16="http://schemas.microsoft.com/office/word/2018/wordml" xmlns:w16sdtdh="http://schemas.microsoft.com/office/word/2020/wordml/sdtdatahash" xmlns:w16sdtfl="http://schemas.microsoft.com/office/word/2024/wordml/sdtformatlock" xmlns:w16se="http://schemas.microsoft.com/office/word/2015/wordml/symex" xmlns:w16du="http://schemas.microsoft.com/office/word/2023/wordml/word16du" xmlns:wne="http://schemas.microsoft.com/office/word/2006/wordml" mc:Ignorable="w14 w15 w16se w16cid w16 w16cex w16sdtdh w16sdtfl w16du wp14">
   <w:p>
     <w:pPr>
       <w:keepLines/>
@@ -5488,7 +5398,7 @@
 </file>
 
 <file path=word/numbering.xml><?xml version="1.0" encoding="utf-8"?>
-<w:numbering xmlns:wpc="http://schemas.microsoft.com/office/word/2010/wordprocessingCanvas" xmlns:cx="http://schemas.microsoft.com/office/drawing/2014/chartex" xmlns:cx1="http://schemas.microsoft.com/office/drawing/2015/9/8/chartex" xmlns:cx2="http://schemas.microsoft.com/office/drawing/2015/10/21/chartex" xmlns:cx3="http://schemas.microsoft.com/office/drawing/2016/5/9/chartex" xmlns:cx4="http://schemas.microsoft.com/office/drawing/2016/5/10/chartex" xmlns:cx5="http://schemas.microsoft.com/office/drawing/2016/5/11/chartex" xmlns:cx6="http://schemas.microsoft.com/office/drawing/2016/5/12/chartex" xmlns:cx7="http://schemas.microsoft.com/office/drawing/2016/5/13/chartex" xmlns:cx8="http://schemas.microsoft.com/office/drawing/2016/5/14/chartex" xmlns:mc="http://schemas.openxmlformats.org/markup-compatibility/2006" xmlns:aink="http://schemas.microsoft.com/office/drawing/2016/ink" xmlns:am3d="http://schemas.microsoft.com/office/drawing/2017/model3d" xmlns:o="urn:schemas-microsoft-com:office:office" xmlns:r="http://schemas.openxmlformats.org/officeDocument/2006/relationships" xmlns:m="http://schemas.openxmlformats.org/officeDocument/2006/math" xmlns:v="urn:schemas-microsoft-com:vml" xmlns:wp14="http://schemas.microsoft.com/office/word/2010/wordprocessingDrawing" xmlns:wp="http://schemas.openxmlformats.org/drawingml/2006/wordprocessingDrawing" xmlns:w10="urn:schemas-microsoft-com:office:word" xmlns:w="http://schemas.openxmlformats.org/wordprocessingml/2006/main" xmlns:w14="http://schemas.microsoft.com/office/word/2010/wordml" xmlns:w15="http://schemas.microsoft.com/office/word/2012/wordml" xmlns:w16cex="http://schemas.microsoft.com/office/word/2018/wordml/cex" xmlns:w16cid="http://schemas.microsoft.com/office/word/2016/wordml/cid" xmlns:w16="http://schemas.microsoft.com/office/word/2018/wordml" xmlns:w16sdtdh="http://schemas.microsoft.com/office/word/2020/wordml/sdtdatahash" xmlns:w16se="http://schemas.microsoft.com/office/word/2015/wordml/symex" xmlns:wpg="http://schemas.microsoft.com/office/word/2010/wordprocessingGroup" xmlns:wpi="http://schemas.microsoft.com/office/word/2010/wordprocessingInk" xmlns:wne="http://schemas.microsoft.com/office/word/2006/wordml" xmlns:wps="http://schemas.microsoft.com/office/word/2010/wordprocessingShape" mc:Ignorable="w14 w15 w16se w16cid w16 w16cex w16sdtdh wp14">
+<w:numbering xmlns:wpc="http://schemas.microsoft.com/office/word/2010/wordprocessingCanvas" xmlns:cx="http://schemas.microsoft.com/office/drawing/2014/chartex" xmlns:cx1="http://schemas.microsoft.com/office/drawing/2015/9/8/chartex" xmlns:cx2="http://schemas.microsoft.com/office/drawing/2015/10/21/chartex" xmlns:cx3="http://schemas.microsoft.com/office/drawing/2016/5/9/chartex" xmlns:cx4="http://schemas.microsoft.com/office/drawing/2016/5/10/chartex" xmlns:cx5="http://schemas.microsoft.com/office/drawing/2016/5/11/chartex" xmlns:cx6="http://schemas.microsoft.com/office/drawing/2016/5/12/chartex" xmlns:cx7="http://schemas.microsoft.com/office/drawing/2016/5/13/chartex" xmlns:cx8="http://schemas.microsoft.com/office/drawing/2016/5/14/chartex" xmlns:mc="http://schemas.openxmlformats.org/markup-compatibility/2006" xmlns:m="http://schemas.openxmlformats.org/officeDocument/2006/math" xmlns:aink="http://schemas.microsoft.com/office/drawing/2016/ink" xmlns:am3d="http://schemas.microsoft.com/office/drawing/2017/model3d" xmlns:oel="http://schemas.microsoft.com/office/2019/extlst" xmlns:r="http://schemas.openxmlformats.org/officeDocument/2006/relationships" xmlns:wp14="http://schemas.microsoft.com/office/word/2010/wordprocessingDrawing" xmlns:wp="http://schemas.openxmlformats.org/drawingml/2006/wordprocessingDrawing" xmlns:wpg="http://schemas.microsoft.com/office/word/2010/wordprocessingGroup" xmlns:wpi="http://schemas.microsoft.com/office/word/2010/wordprocessingInk" xmlns:wps="http://schemas.microsoft.com/office/word/2010/wordprocessingShape" xmlns:o="urn:schemas-microsoft-com:office:office" xmlns:v="urn:schemas-microsoft-com:vml" xmlns:w10="urn:schemas-microsoft-com:office:word" xmlns:w="http://schemas.openxmlformats.org/wordprocessingml/2006/main" xmlns:w14="http://schemas.microsoft.com/office/word/2010/wordml" xmlns:w15="http://schemas.microsoft.com/office/word/2012/wordml" xmlns:w16cex="http://schemas.microsoft.com/office/word/2018/wordml/cex" xmlns:w16cid="http://schemas.microsoft.com/office/word/2016/wordml/cid" xmlns:w16="http://schemas.microsoft.com/office/word/2018/wordml" xmlns:w16sdtdh="http://schemas.microsoft.com/office/word/2020/wordml/sdtdatahash" xmlns:w16sdtfl="http://schemas.microsoft.com/office/word/2024/wordml/sdtformatlock" xmlns:w16se="http://schemas.microsoft.com/office/word/2015/wordml/symex" xmlns:w16du="http://schemas.microsoft.com/office/word/2023/wordml/word16du" xmlns:wne="http://schemas.microsoft.com/office/word/2006/wordml" mc:Ignorable="w14 w15 w16se w16cid w16 w16cex w16sdtdh w16sdtfl w16du wp14">
   <w:abstractNum w:abstractNumId="0" w15:restartNumberingAfterBreak="0">
     <w:nsid w:val="02617C01"/>
     <w:multiLevelType w:val="hybridMultilevel"/>
@@ -5917,35 +5827,35 @@
       </w:pPr>
     </w:lvl>
   </w:abstractNum>
-  <w:num w:numId="1">
+  <w:num w:numId="1" w16cid:durableId="119812294">
     <w:abstractNumId w:val="4"/>
   </w:num>
-  <w:num w:numId="2">
+  <w:num w:numId="2" w16cid:durableId="1396270945">
     <w:abstractNumId w:val="3"/>
   </w:num>
-  <w:num w:numId="3">
+  <w:num w:numId="3" w16cid:durableId="1334260739">
     <w:abstractNumId w:val="0"/>
   </w:num>
-  <w:num w:numId="4">
+  <w:num w:numId="4" w16cid:durableId="1707948255">
     <w:abstractNumId w:val="6"/>
   </w:num>
-  <w:num w:numId="5">
+  <w:num w:numId="5" w16cid:durableId="54745819">
     <w:abstractNumId w:val="5"/>
   </w:num>
-  <w:num w:numId="6">
+  <w:num w:numId="6" w16cid:durableId="1054819449">
     <w:abstractNumId w:val="7"/>
   </w:num>
-  <w:num w:numId="7">
+  <w:num w:numId="7" w16cid:durableId="1173958954">
     <w:abstractNumId w:val="1"/>
   </w:num>
-  <w:num w:numId="8">
+  <w:num w:numId="8" w16cid:durableId="1132137182">
     <w:abstractNumId w:val="2"/>
   </w:num>
 </w:numbering>
 </file>
 
 <file path=word/styles.xml><?xml version="1.0" encoding="utf-8"?>
-<w:styles xmlns:mc="http://schemas.openxmlformats.org/markup-compatibility/2006" xmlns:r="http://schemas.openxmlformats.org/officeDocument/2006/relationships" xmlns:w="http://schemas.openxmlformats.org/wordprocessingml/2006/main" xmlns:w14="http://schemas.microsoft.com/office/word/2010/wordml" xmlns:w15="http://schemas.microsoft.com/office/word/2012/wordml" xmlns:w16cex="http://schemas.microsoft.com/office/word/2018/wordml/cex" xmlns:w16cid="http://schemas.microsoft.com/office/word/2016/wordml/cid" xmlns:w16="http://schemas.microsoft.com/office/word/2018/wordml" xmlns:w16sdtdh="http://schemas.microsoft.com/office/word/2020/wordml/sdtdatahash" xmlns:w16se="http://schemas.microsoft.com/office/word/2015/wordml/symex" mc:Ignorable="w14 w15 w16se w16cid w16 w16cex w16sdtdh">
+<w:styles xmlns:mc="http://schemas.openxmlformats.org/markup-compatibility/2006" xmlns:r="http://schemas.openxmlformats.org/officeDocument/2006/relationships" xmlns:w="http://schemas.openxmlformats.org/wordprocessingml/2006/main" xmlns:w14="http://schemas.microsoft.com/office/word/2010/wordml" xmlns:w15="http://schemas.microsoft.com/office/word/2012/wordml" xmlns:w16cex="http://schemas.microsoft.com/office/word/2018/wordml/cex" xmlns:w16cid="http://schemas.microsoft.com/office/word/2016/wordml/cid" xmlns:w16="http://schemas.microsoft.com/office/word/2018/wordml" xmlns:w16sdtdh="http://schemas.microsoft.com/office/word/2020/wordml/sdtdatahash" xmlns:w16sdtfl="http://schemas.microsoft.com/office/word/2024/wordml/sdtformatlock" xmlns:w16se="http://schemas.microsoft.com/office/word/2015/wordml/symex" xmlns:w16du="http://schemas.microsoft.com/office/word/2023/wordml/word16du" mc:Ignorable="w14 w15 w16se w16cid w16 w16cex w16sdtdh w16sdtfl w16du">
   <w:docDefaults>
     <w:rPrDefault>
       <w:rPr>
@@ -7024,55 +6934,6 @@
 </file>
 
 <file path=customXml/item1.xml><?xml version="1.0" encoding="utf-8"?>
-<p:properties xmlns:p="http://schemas.microsoft.com/office/2006/metadata/properties" xmlns:xsi="http://www.w3.org/2001/XMLSchema-instance" xmlns:pc="http://schemas.microsoft.com/office/infopath/2007/PartnerControls">
-  <documentManagement>
-    <GovXEventDate xmlns="605e85f2-268e-450d-9afb-d305d42b267e">2016-01-20T22:00:00+00:00</GovXEventDate>
-    <MMDKeywordsTaxHTField0 xmlns="605e85f2-268e-450d-9afb-d305d42b267e">
-      <Terms xmlns="http://schemas.microsoft.com/office/infopath/2007/PartnerControls"/>
-    </MMDKeywordsTaxHTField0>
-    <PublishingRollupImage xmlns="http://schemas.microsoft.com/sharepoint/v3" xsi:nil="true"/>
-    <PublishingContactEmail xmlns="http://schemas.microsoft.com/sharepoint/v3" xsi:nil="true"/>
-    <PublishingVariationRelationshipLinkFieldID xmlns="http://schemas.microsoft.com/sharepoint/v3">
-      <Url xsi:nil="true"/>
-      <Description xsi:nil="true"/>
-    </PublishingVariationRelationshipLinkFieldID>
-    <PublishingVariationGroupID xmlns="http://schemas.microsoft.com/sharepoint/v3" xsi:nil="true"/>
-    <Audience xmlns="http://schemas.microsoft.com/sharepoint/v3" xsi:nil="true"/>
-    <MMDUnitsNameTaxHTField0 xmlns="605e85f2-268e-450d-9afb-d305d42b267e">
-      <Terms xmlns="http://schemas.microsoft.com/office/infopath/2007/PartnerControls">
-        <TermInfo xmlns="http://schemas.microsoft.com/office/infopath/2007/PartnerControls">
-          <TermName xmlns="http://schemas.microsoft.com/office/infopath/2007/PartnerControls">רשם החברות</TermName>
-          <TermId xmlns="http://schemas.microsoft.com/office/infopath/2007/PartnerControls">1dcc1816-0bcc-4953-ba38-eb4a90bfea69</TermId>
-        </TermInfo>
-      </Terms>
-    </MMDUnitsNameTaxHTField0>
-    <PublishingExpirationDate xmlns="http://schemas.microsoft.com/sharepoint/v3" xsi:nil="true"/>
-    <PublishingContactPicture xmlns="http://schemas.microsoft.com/sharepoint/v3">
-      <Url xsi:nil="true"/>
-      <Description xsi:nil="true"/>
-    </PublishingContactPicture>
-    <PublishingStartDate xmlns="http://schemas.microsoft.com/sharepoint/v3" xsi:nil="true"/>
-    <MojDescriptionImgSize xmlns="605e85f2-268e-450d-9afb-d305d42b267e">Small</MojDescriptionImgSize>
-    <PublishingContact xmlns="http://schemas.microsoft.com/sharepoint/v3">
-      <UserInfo>
-        <DisplayName/>
-        <AccountId xsi:nil="true"/>
-        <AccountType/>
-      </UserInfo>
-    </PublishingContact>
-    <PublishingContactName xmlns="http://schemas.microsoft.com/sharepoint/v3" xsi:nil="true"/>
-    <TaxCatchAll xmlns="605e85f2-268e-450d-9afb-d305d42b267e">
-      <Value>1728</Value>
-    </TaxCatchAll>
-  </documentManagement>
-</p:properties>
-</file>
-
-<file path=customXml/item2.xml><?xml version="1.0" encoding="utf-8"?>
-<b:Sources xmlns:b="http://schemas.openxmlformats.org/officeDocument/2006/bibliography" xmlns="http://schemas.openxmlformats.org/officeDocument/2006/bibliography" SelectedStyle="" StyleName=""/>
-</file>
-
-<file path=customXml/item3.xml><?xml version="1.0" encoding="utf-8"?>
 <ct:contentTypeSchema xmlns:ct="http://schemas.microsoft.com/office/2006/metadata/contentType" xmlns:ma="http://schemas.microsoft.com/office/2006/metadata/properties/metaAttributes" ct:_="" ma:_="" ma:contentTypeName="GovXMoJReasorceExtentionLib" ma:contentTypeID="0x010100C568DB52D9D0A14D9B2FDCC96666E9F2007948130EC3DB064584E219954237AF390501010300584410CFE7A8F04CA1394E3639ADE681" ma:contentTypeVersion="106" ma:contentTypeDescription="סוג תוכן עבור קבצים, אגרות,רשומות " ma:contentTypeScope="" ma:versionID="58aa0bc93d0c4eb2aea0360f7e5de813">
   <xsd:schema xmlns:xsd="http://www.w3.org/2001/XMLSchema" xmlns:xs="http://www.w3.org/2001/XMLSchema" xmlns:p="http://schemas.microsoft.com/office/2006/metadata/properties" xmlns:ns1="http://schemas.microsoft.com/sharepoint/v3" xmlns:ns2="605e85f2-268e-450d-9afb-d305d42b267e" targetNamespace="http://schemas.microsoft.com/office/2006/metadata/properties" ma:root="true" ma:fieldsID="18aba508208c013879490bd43959ee63" ns1:_="" ns2:_="">
     <xsd:import namespace="http://schemas.microsoft.com/sharepoint/v3"/>
@@ -7361,7 +7222,7 @@
 </ct:contentTypeSchema>
 </file>
 
-<file path=customXml/item4.xml><?xml version="1.0" encoding="utf-8"?>
+<file path=customXml/item2.xml><?xml version="1.0" encoding="utf-8"?>
 <?mso-contentType ?>
 <FormTemplates xmlns="http://schemas.microsoft.com/sharepoint/v3/contenttype/forms">
   <Display>DocumentLibraryForm</Display>
@@ -7370,32 +7231,56 @@
 </FormTemplates>
 </file>
 
-<file path=customXml/itemProps1.xml><?xml version="1.0" encoding="utf-8"?>
-<ds:datastoreItem xmlns:ds="http://schemas.openxmlformats.org/officeDocument/2006/customXml" ds:itemID="{647CD050-40D2-419A-9224-7F6424C6CCBB}">
-  <ds:schemaRefs>
-    <ds:schemaRef ds:uri="http://schemas.microsoft.com/office/2006/documentManagement/types"/>
-    <ds:schemaRef ds:uri="605e85f2-268e-450d-9afb-d305d42b267e"/>
-    <ds:schemaRef ds:uri="http://purl.org/dc/elements/1.1/"/>
-    <ds:schemaRef ds:uri="http://schemas.microsoft.com/office/2006/metadata/properties"/>
-    <ds:schemaRef ds:uri="http://schemas.microsoft.com/sharepoint/v3"/>
-    <ds:schemaRef ds:uri="http://purl.org/dc/terms/"/>
-    <ds:schemaRef ds:uri="http://schemas.microsoft.com/office/infopath/2007/PartnerControls"/>
-    <ds:schemaRef ds:uri="http://schemas.openxmlformats.org/package/2006/metadata/core-properties"/>
-    <ds:schemaRef ds:uri="http://www.w3.org/XML/1998/namespace"/>
-    <ds:schemaRef ds:uri="http://purl.org/dc/dcmitype/"/>
-  </ds:schemaRefs>
-</ds:datastoreItem>
+<file path=customXml/item3.xml><?xml version="1.0" encoding="utf-8"?>
+<p:properties xmlns:p="http://schemas.microsoft.com/office/2006/metadata/properties" xmlns:xsi="http://www.w3.org/2001/XMLSchema-instance" xmlns:pc="http://schemas.microsoft.com/office/infopath/2007/PartnerControls">
+  <documentManagement>
+    <GovXEventDate xmlns="605e85f2-268e-450d-9afb-d305d42b267e">2016-01-20T22:00:00+00:00</GovXEventDate>
+    <MMDKeywordsTaxHTField0 xmlns="605e85f2-268e-450d-9afb-d305d42b267e">
+      <Terms xmlns="http://schemas.microsoft.com/office/infopath/2007/PartnerControls"/>
+    </MMDKeywordsTaxHTField0>
+    <PublishingRollupImage xmlns="http://schemas.microsoft.com/sharepoint/v3" xsi:nil="true"/>
+    <PublishingContactEmail xmlns="http://schemas.microsoft.com/sharepoint/v3" xsi:nil="true"/>
+    <PublishingVariationRelationshipLinkFieldID xmlns="http://schemas.microsoft.com/sharepoint/v3">
+      <Url xsi:nil="true"/>
+      <Description xsi:nil="true"/>
+    </PublishingVariationRelationshipLinkFieldID>
+    <PublishingVariationGroupID xmlns="http://schemas.microsoft.com/sharepoint/v3" xsi:nil="true"/>
+    <Audience xmlns="http://schemas.microsoft.com/sharepoint/v3" xsi:nil="true"/>
+    <MMDUnitsNameTaxHTField0 xmlns="605e85f2-268e-450d-9afb-d305d42b267e">
+      <Terms xmlns="http://schemas.microsoft.com/office/infopath/2007/PartnerControls">
+        <TermInfo xmlns="http://schemas.microsoft.com/office/infopath/2007/PartnerControls">
+          <TermName xmlns="http://schemas.microsoft.com/office/infopath/2007/PartnerControls">רשם החברות</TermName>
+          <TermId xmlns="http://schemas.microsoft.com/office/infopath/2007/PartnerControls">1dcc1816-0bcc-4953-ba38-eb4a90bfea69</TermId>
+        </TermInfo>
+      </Terms>
+    </MMDUnitsNameTaxHTField0>
+    <PublishingExpirationDate xmlns="http://schemas.microsoft.com/sharepoint/v3" xsi:nil="true"/>
+    <PublishingContactPicture xmlns="http://schemas.microsoft.com/sharepoint/v3">
+      <Url xsi:nil="true"/>
+      <Description xsi:nil="true"/>
+    </PublishingContactPicture>
+    <PublishingStartDate xmlns="http://schemas.microsoft.com/sharepoint/v3" xsi:nil="true"/>
+    <MojDescriptionImgSize xmlns="605e85f2-268e-450d-9afb-d305d42b267e">Small</MojDescriptionImgSize>
+    <PublishingContact xmlns="http://schemas.microsoft.com/sharepoint/v3">
+      <UserInfo>
+        <DisplayName/>
+        <AccountId xsi:nil="true"/>
+        <AccountType/>
+      </UserInfo>
+    </PublishingContact>
+    <PublishingContactName xmlns="http://schemas.microsoft.com/sharepoint/v3" xsi:nil="true"/>
+    <TaxCatchAll xmlns="605e85f2-268e-450d-9afb-d305d42b267e">
+      <Value>1728</Value>
+    </TaxCatchAll>
+  </documentManagement>
+</p:properties>
 </file>
 
-<file path=customXml/itemProps2.xml><?xml version="1.0" encoding="utf-8"?>
-<ds:datastoreItem xmlns:ds="http://schemas.openxmlformats.org/officeDocument/2006/customXml" ds:itemID="{12E9DECA-0891-46D6-8F64-F26CD272F291}">
-  <ds:schemaRefs>
-    <ds:schemaRef ds:uri="http://schemas.openxmlformats.org/officeDocument/2006/bibliography"/>
-  </ds:schemaRefs>
-</ds:datastoreItem>
+<file path=customXml/item4.xml><?xml version="1.0" encoding="utf-8"?>
+<b:Sources xmlns:b="http://schemas.openxmlformats.org/officeDocument/2006/bibliography" xmlns="http://schemas.openxmlformats.org/officeDocument/2006/bibliography" SelectedStyle="" StyleName=""/>
 </file>
 
-<file path=customXml/itemProps3.xml><?xml version="1.0" encoding="utf-8"?>
+<file path=customXml/itemProps1.xml><?xml version="1.0" encoding="utf-8"?>
 <ds:datastoreItem xmlns:ds="http://schemas.openxmlformats.org/officeDocument/2006/customXml" ds:itemID="{8222F394-CCAE-4422-A438-02B470D1B681}">
   <ds:schemaRefs>
     <ds:schemaRef ds:uri="http://schemas.microsoft.com/office/2006/metadata/contentType"/>
@@ -7414,10 +7299,29 @@
 </ds:datastoreItem>
 </file>
 
-<file path=customXml/itemProps4.xml><?xml version="1.0" encoding="utf-8"?>
+<file path=customXml/itemProps2.xml><?xml version="1.0" encoding="utf-8"?>
 <ds:datastoreItem xmlns:ds="http://schemas.openxmlformats.org/officeDocument/2006/customXml" ds:itemID="{945F7F81-0990-4818-B0D2-540C734F3E6A}">
   <ds:schemaRefs>
     <ds:schemaRef ds:uri="http://schemas.microsoft.com/sharepoint/v3/contenttype/forms"/>
   </ds:schemaRefs>
 </ds:datastoreItem>
+</file>
+
+<file path=customXml/itemProps3.xml><?xml version="1.0" encoding="utf-8"?>
+<ds:datastoreItem xmlns:ds="http://schemas.openxmlformats.org/officeDocument/2006/customXml" ds:itemID="{647CD050-40D2-419A-9224-7F6424C6CCBB}">
+  <ds:schemaRefs>
+    <ds:schemaRef ds:uri="http://schemas.microsoft.com/office/2006/metadata/properties"/>
+    <ds:schemaRef ds:uri="http://schemas.microsoft.com/office/infopath/2007/PartnerControls"/>
+    <ds:schemaRef ds:uri="605e85f2-268e-450d-9afb-d305d42b267e"/>
+    <ds:schemaRef ds:uri="http://schemas.microsoft.com/sharepoint/v3"/>
+  </ds:schemaRefs>
+</ds:datastoreItem>
+</file>
+
+<file path=customXml/itemProps4.xml><?xml version="1.0" encoding="utf-8"?>
+<ds:datastoreItem xmlns:ds="http://schemas.openxmlformats.org/officeDocument/2006/customXml" ds:itemID="{12E9DECA-0891-46D6-8F64-F26CD272F291}">
+  <ds:schemaRefs>
+    <ds:schemaRef ds:uri="http://schemas.openxmlformats.org/officeDocument/2006/bibliography"/>
+  </ds:schemaRefs>
+</ds:datastoreItem>
 </file>